--- a/arb/docx/60.content.docx
+++ b/arb/docx/60.content.docx
@@ -9,6 +9,8 @@
       </w:pPr>
       <w:r>
         <w:rPr>
+          <w:rtl/>
+          <w:cs/>
           <w:lang w:val="ar_AE" w:bidi="ar_AE"/>
         </w:rPr>
       </w:r>
@@ -20,12 +22,16 @@
       </w:pPr>
       <w:r>
         <w:rPr>
+          <w:rtl/>
+          <w:cs/>
           <w:lang w:val="ar_AE" w:bidi="ar_AE"/>
         </w:rPr>
         <w:t>Resource: Biblica Study Notes</w:t>
       </w:r>
       <w:r>
         <w:rPr>
+          <w:rtl/>
+          <w:cs/>
           <w:lang w:val="ar_AE" w:bidi="ar_AE"/>
         </w:rPr>
       </w:r>
@@ -36,53 +42,71 @@
       </w:pPr>
       <w:r>
         <w:rPr>
+          <w:rtl/>
+          <w:cs/>
           <w:lang w:val="ar_AE" w:bidi="ar_AE"/>
         </w:rPr>
       </w:r>
       <w:r>
         <w:rPr>
           <w:b/>
+          <w:rtl/>
+          <w:cs/>
           <w:lang w:val="ar_AE" w:bidi="ar_AE"/>
         </w:rPr>
         <w:t>Biblica Study Notes (Book Intros)</w:t>
       </w:r>
       <w:r>
         <w:rPr>
+          <w:rtl/>
+          <w:cs/>
           <w:lang w:val="ar_AE" w:bidi="ar_AE"/>
         </w:rPr>
         <w:t xml:space="preserve"> © 2023 Biblica Inc. Released under CC BY-SA 4.0 license. </w:t>
       </w:r>
       <w:r>
         <w:rPr>
+          <w:rtl/>
+          <w:cs/>
           <w:lang w:val="ar_AE" w:bidi="ar_AE"/>
         </w:rPr>
         <w:t>Biblica Study Notes</w:t>
       </w:r>
       <w:r>
         <w:rPr>
+          <w:rtl/>
+          <w:cs/>
           <w:lang w:val="ar_AE" w:bidi="ar_AE"/>
         </w:rPr>
         <w:t xml:space="preserve"> has been adapted in the following languages: Tok Pisin, Arabic (عربي), French (Français), Hindi (हिंदी), Indonesian (Bahasa Indonesia), Portuguese (Português), Russian (Русский), Spanish (Español), Swahili (Kiswahili), and Simplified Chinese (简体中文)from </w:t>
       </w:r>
       <w:r>
         <w:rPr>
+          <w:rtl/>
+          <w:cs/>
           <w:lang w:val="ar_AE" w:bidi="ar_AE"/>
         </w:rPr>
         <w:t>Biblica Study Notes</w:t>
       </w:r>
       <w:r>
         <w:rPr>
+          <w:rtl/>
+          <w:cs/>
           <w:lang w:val="ar_AE" w:bidi="ar_AE"/>
         </w:rPr>
         <w:t xml:space="preserve"> © 2023 Biblica Inc. Released under CC BY-SA 4.0 license by Mission Mutual</w:t>
       </w:r>
       <w:r>
         <w:rPr>
-          <w:lang w:val="ar_AE" w:bidi="ar_AE"/>
-        </w:rPr>
-      </w:r>
-      <w:r>
-        <w:rPr>
+          <w:rtl/>
+          <w:cs/>
+          <w:lang w:val="ar_AE" w:bidi="ar_AE"/>
+        </w:rPr>
+      </w:r>
+      <w:r>
+        <w:rPr>
+          <w:rtl/>
+          <w:cs/>
           <w:lang w:val="ar_AE" w:bidi="ar_AE"/>
         </w:rPr>
       </w:r>
@@ -94,6 +118,8 @@
       </w:pPr>
       <w:r>
         <w:rPr>
+          <w:rtl/>
+          <w:cs/>
           <w:lang w:val="ar_AE" w:bidi="ar_AE"/>
         </w:rPr>
         <w:t>Biblica Study Notes</w:t>
@@ -123,6 +149,8 @@
       </w:pPr>
       <w:r>
         <w:rPr>
+          <w:rtl/>
+          <w:cs/>
           <w:lang w:val="ar_AE" w:bidi="ar_AE"/>
         </w:rPr>
       </w:r>
@@ -134,12 +162,16 @@
       </w:pPr>
       <w:r>
         <w:rPr>
+          <w:rtl/>
+          <w:cs/>
           <w:lang w:val="ar_AE" w:bidi="ar_AE"/>
         </w:rPr>
         <w:t>1PE</w:t>
       </w:r>
       <w:r>
         <w:rPr>
+          <w:rtl/>
+          <w:cs/>
           <w:lang w:val="ar_AE" w:bidi="ar_AE"/>
         </w:rPr>
       </w:r>
@@ -150,22 +182,30 @@
       </w:pPr>
       <w:r>
         <w:rPr>
-          <w:lang w:val="ar_AE" w:bidi="ar_AE"/>
-        </w:rPr>
-      </w:r>
-      <w:r>
-        <w:rPr>
+          <w:rtl/>
+          <w:cs/>
+          <w:lang w:val="ar_AE" w:bidi="ar_AE"/>
+        </w:rPr>
+      </w:r>
+      <w:r>
+        <w:rPr>
+          <w:rtl/>
+          <w:cs/>
           <w:lang w:val="ar_AE" w:bidi="ar_AE"/>
         </w:rPr>
         <w:t xml:space="preserve"> </w:t>
       </w:r>
       <w:r>
         <w:rPr>
-          <w:lang w:val="ar_AE" w:bidi="ar_AE"/>
-        </w:rPr>
-      </w:r>
-      <w:r>
-        <w:rPr>
+          <w:rtl/>
+          <w:cs/>
+          <w:lang w:val="ar_AE" w:bidi="ar_AE"/>
+        </w:rPr>
+      </w:r>
+      <w:r>
+        <w:rPr>
+          <w:rtl/>
+          <w:cs/>
           <w:lang w:val="ar_AE" w:bidi="ar_AE"/>
         </w:rPr>
       </w:r>
@@ -191,6 +231,8 @@
       </w:pPr>
       <w:r>
         <w:rPr>
+          <w:rtl/>
+          <w:cs/>
           <w:lang w:val="ar_AE" w:bidi="ar_AE"/>
         </w:rPr>
       </w:r>
@@ -202,12 +244,16 @@
       </w:pPr>
       <w:r>
         <w:rPr>
+          <w:rtl/>
+          <w:cs/>
           <w:lang w:val="ar_AE" w:bidi="ar_AE"/>
         </w:rPr>
         <w:t>بطرس الأولى</w:t>
       </w:r>
       <w:r>
         <w:rPr>
+          <w:rtl/>
+          <w:cs/>
           <w:lang w:val="ar_AE" w:bidi="ar_AE"/>
         </w:rPr>
       </w:r>
@@ -218,12 +264,16 @@
       </w:pPr>
       <w:r>
         <w:rPr>
+          <w:rtl/>
+          <w:cs/>
           <w:lang w:val="ar_AE" w:bidi="ar_AE"/>
         </w:rPr>
       </w:r>
       <w:r>
         <w:rPr>
           <w:b/>
+          <w:rtl/>
+          <w:cs/>
           <w:lang w:val="ar_AE" w:bidi="ar_AE"/>
         </w:rPr>
         <w:t>ما هي رسالة بطرس الأولى؟</w:t>
@@ -238,11 +288,15 @@
       </w:pPr>
       <w:r>
         <w:rPr>
-          <w:lang w:val="ar_AE" w:bidi="ar_AE"/>
-        </w:rPr>
-      </w:r>
-      <w:r>
-        <w:rPr>
+          <w:rtl/>
+          <w:cs/>
+          <w:lang w:val="ar_AE" w:bidi="ar_AE"/>
+        </w:rPr>
+      </w:r>
+      <w:r>
+        <w:rPr>
+          <w:rtl/>
+          <w:cs/>
           <w:lang w:val="ar_AE" w:bidi="ar_AE"/>
         </w:rPr>
         <w:t>رسالة بطرس الأولى هي رسالة من الرسول بطرس. وقد ساعد سلوانس بطرس في كتابتها.</w:t>
@@ -257,11 +311,15 @@
       </w:pPr>
       <w:r>
         <w:rPr>
-          <w:lang w:val="ar_AE" w:bidi="ar_AE"/>
-        </w:rPr>
-      </w:r>
-      <w:r>
-        <w:rPr>
+          <w:rtl/>
+          <w:cs/>
+          <w:lang w:val="ar_AE" w:bidi="ar_AE"/>
+        </w:rPr>
+      </w:r>
+      <w:r>
+        <w:rPr>
+          <w:rtl/>
+          <w:cs/>
           <w:lang w:val="ar_AE" w:bidi="ar_AE"/>
         </w:rPr>
         <w:t>يُعتقد أن بطرس كتب هذه الرسالة من روما. كما يُعتقد أنه كتبها حوالي عام 63 ميلادي.</w:t>
@@ -276,11 +334,15 @@
       </w:pPr>
       <w:r>
         <w:rPr>
-          <w:lang w:val="ar_AE" w:bidi="ar_AE"/>
-        </w:rPr>
-      </w:r>
-      <w:r>
-        <w:rPr>
+          <w:rtl/>
+          <w:cs/>
+          <w:lang w:val="ar_AE" w:bidi="ar_AE"/>
+        </w:rPr>
+      </w:r>
+      <w:r>
+        <w:rPr>
+          <w:rtl/>
+          <w:cs/>
           <w:lang w:val="ar_AE" w:bidi="ar_AE"/>
         </w:rPr>
         <w:t>يتضمن العهد الجديد رسالتين من الرسول بطرس. هذه هي الرسالة الأولى.</w:t>
@@ -292,12 +354,16 @@
       </w:pPr>
       <w:r>
         <w:rPr>
+          <w:rtl/>
+          <w:cs/>
           <w:lang w:val="ar_AE" w:bidi="ar_AE"/>
         </w:rPr>
       </w:r>
       <w:r>
         <w:rPr>
           <w:b/>
+          <w:rtl/>
+          <w:cs/>
           <w:lang w:val="ar_AE" w:bidi="ar_AE"/>
         </w:rPr>
         <w:t>لمن كُتبت رسالة بطرس الأولى؟</w:t>
@@ -312,11 +378,15 @@
       </w:pPr>
       <w:r>
         <w:rPr>
-          <w:lang w:val="ar_AE" w:bidi="ar_AE"/>
-        </w:rPr>
-      </w:r>
-      <w:r>
-        <w:rPr>
+          <w:rtl/>
+          <w:cs/>
+          <w:lang w:val="ar_AE" w:bidi="ar_AE"/>
+        </w:rPr>
+      </w:r>
+      <w:r>
+        <w:rPr>
+          <w:rtl/>
+          <w:cs/>
           <w:lang w:val="ar_AE" w:bidi="ar_AE"/>
         </w:rPr>
         <w:t>إلى المؤمنين في الأراضي الرومانية في بُنتُس وغلاطية وكبدوكية وأسيا وبيثينية. هذه الأراضي تقع في البلد المعروف الآن بتركيا.</w:t>
@@ -331,11 +401,15 @@
       </w:pPr>
       <w:r>
         <w:rPr>
-          <w:lang w:val="ar_AE" w:bidi="ar_AE"/>
-        </w:rPr>
-      </w:r>
-      <w:r>
-        <w:rPr>
+          <w:rtl/>
+          <w:cs/>
+          <w:lang w:val="ar_AE" w:bidi="ar_AE"/>
+        </w:rPr>
+      </w:r>
+      <w:r>
+        <w:rPr>
+          <w:rtl/>
+          <w:cs/>
           <w:lang w:val="ar_AE" w:bidi="ar_AE"/>
         </w:rPr>
         <w:t>يُعتقد أن معظم هؤلاء المؤمنين كانوا من الأمم.</w:t>
@@ -350,11 +424,15 @@
       </w:pPr>
       <w:r>
         <w:rPr>
-          <w:lang w:val="ar_AE" w:bidi="ar_AE"/>
-        </w:rPr>
-      </w:r>
-      <w:r>
-        <w:rPr>
+          <w:rtl/>
+          <w:cs/>
+          <w:lang w:val="ar_AE" w:bidi="ar_AE"/>
+        </w:rPr>
+      </w:r>
+      <w:r>
+        <w:rPr>
+          <w:rtl/>
+          <w:cs/>
           <w:lang w:val="ar_AE" w:bidi="ar_AE"/>
         </w:rPr>
         <w:t>يدرك أتباع يسوع أن رسالة بطرس الأولى تشارك الحق عن يسوع. لذلك فهي لجميع الناس في كل مكان.</w:t>
@@ -366,12 +444,16 @@
       </w:pPr>
       <w:r>
         <w:rPr>
+          <w:rtl/>
+          <w:cs/>
           <w:lang w:val="ar_AE" w:bidi="ar_AE"/>
         </w:rPr>
       </w:r>
       <w:r>
         <w:rPr>
           <w:b/>
+          <w:rtl/>
+          <w:cs/>
           <w:lang w:val="ar_AE" w:bidi="ar_AE"/>
         </w:rPr>
         <w:t>لماذا كُتبت رسالة بطرس الأولى؟</w:t>
@@ -386,11 +468,15 @@
       </w:pPr>
       <w:r>
         <w:rPr>
-          <w:lang w:val="ar_AE" w:bidi="ar_AE"/>
-        </w:rPr>
-      </w:r>
-      <w:r>
-        <w:rPr>
+          <w:rtl/>
+          <w:cs/>
+          <w:lang w:val="ar_AE" w:bidi="ar_AE"/>
+        </w:rPr>
+      </w:r>
+      <w:r>
+        <w:rPr>
+          <w:rtl/>
+          <w:cs/>
           <w:lang w:val="ar_AE" w:bidi="ar_AE"/>
         </w:rPr>
         <w:t>لمساعدة مجتمع أتباع يسوع على العيش بأمانة وحكمة.</w:t>
@@ -405,11 +491,15 @@
       </w:pPr>
       <w:r>
         <w:rPr>
-          <w:lang w:val="ar_AE" w:bidi="ar_AE"/>
-        </w:rPr>
-      </w:r>
-      <w:r>
-        <w:rPr>
+          <w:rtl/>
+          <w:cs/>
+          <w:lang w:val="ar_AE" w:bidi="ar_AE"/>
+        </w:rPr>
+      </w:r>
+      <w:r>
+        <w:rPr>
+          <w:rtl/>
+          <w:cs/>
           <w:lang w:val="ar_AE" w:bidi="ar_AE"/>
         </w:rPr>
         <w:t>لتشجيع المؤمنين الذين كانوا يعانون ويتعرضون للمعاملة السيئة والاضطهاد بسبب اتِّبَاعهم ليسوع.</w:t>
@@ -421,12 +511,16 @@
       </w:pPr>
       <w:r>
         <w:rPr>
+          <w:rtl/>
+          <w:cs/>
           <w:lang w:val="ar_AE" w:bidi="ar_AE"/>
         </w:rPr>
       </w:r>
       <w:r>
         <w:rPr>
           <w:b/>
+          <w:rtl/>
+          <w:cs/>
           <w:lang w:val="ar_AE" w:bidi="ar_AE"/>
         </w:rPr>
         <w:t>الأفكار الرئيسية</w:t>
@@ -441,11 +535,15 @@
       </w:pPr>
       <w:r>
         <w:rPr>
-          <w:lang w:val="ar_AE" w:bidi="ar_AE"/>
-        </w:rPr>
-      </w:r>
-      <w:r>
-        <w:rPr>
+          <w:rtl/>
+          <w:cs/>
+          <w:lang w:val="ar_AE" w:bidi="ar_AE"/>
+        </w:rPr>
+      </w:r>
+      <w:r>
+        <w:rPr>
+          <w:rtl/>
+          <w:cs/>
           <w:lang w:val="ar_AE" w:bidi="ar_AE"/>
         </w:rPr>
         <w:t>امتلاك الرجاء وعدم الاستسلام خلال المعاناة.</w:t>
@@ -460,11 +558,15 @@
       </w:pPr>
       <w:r>
         <w:rPr>
-          <w:lang w:val="ar_AE" w:bidi="ar_AE"/>
-        </w:rPr>
-      </w:r>
-      <w:r>
-        <w:rPr>
+          <w:rtl/>
+          <w:cs/>
+          <w:lang w:val="ar_AE" w:bidi="ar_AE"/>
+        </w:rPr>
+      </w:r>
+      <w:r>
+        <w:rPr>
+          <w:rtl/>
+          <w:cs/>
           <w:lang w:val="ar_AE" w:bidi="ar_AE"/>
         </w:rPr>
         <w:t>فعل الخير دائمًا حتى عندما يكون الأمر صعبًا.</w:t>
@@ -479,11 +581,15 @@
       </w:pPr>
       <w:r>
         <w:rPr>
-          <w:lang w:val="ar_AE" w:bidi="ar_AE"/>
-        </w:rPr>
-      </w:r>
-      <w:r>
-        <w:rPr>
+          <w:rtl/>
+          <w:cs/>
+          <w:lang w:val="ar_AE" w:bidi="ar_AE"/>
+        </w:rPr>
+      </w:r>
+      <w:r>
+        <w:rPr>
+          <w:rtl/>
+          <w:cs/>
           <w:lang w:val="ar_AE" w:bidi="ar_AE"/>
         </w:rPr>
         <w:t>انتصار يسوع على الشر وكل الكائنات الروحية الشريرة.</w:t>
@@ -495,12 +601,16 @@
       </w:pPr>
       <w:r>
         <w:rPr>
+          <w:rtl/>
+          <w:cs/>
           <w:lang w:val="ar_AE" w:bidi="ar_AE"/>
         </w:rPr>
       </w:r>
       <w:r>
         <w:rPr>
           <w:b/>
+          <w:rtl/>
+          <w:cs/>
           <w:lang w:val="ar_AE" w:bidi="ar_AE"/>
         </w:rPr>
         <w:t>مخطط السفر</w:t>
@@ -512,12 +622,16 @@
       </w:pPr>
       <w:r>
         <w:rPr>
+          <w:rtl/>
+          <w:cs/>
           <w:lang w:val="ar_AE" w:bidi="ar_AE"/>
         </w:rPr>
       </w:r>
       <w:r>
         <w:rPr>
           <w:b/>
+          <w:rtl/>
+          <w:cs/>
           <w:lang w:val="ar_AE" w:bidi="ar_AE"/>
         </w:rPr>
         <w:t>تحيات (1:1–2).</w:t>
@@ -529,12 +643,16 @@
       </w:pPr>
       <w:r>
         <w:rPr>
+          <w:rtl/>
+          <w:cs/>
           <w:lang w:val="ar_AE" w:bidi="ar_AE"/>
         </w:rPr>
       </w:r>
       <w:r>
         <w:rPr>
           <w:b/>
+          <w:rtl/>
+          <w:cs/>
           <w:lang w:val="ar_AE" w:bidi="ar_AE"/>
         </w:rPr>
         <w:t>الرجاء الحي والحجارة الحية (1:3 – 2:10).</w:t>
@@ -546,12 +664,16 @@
       </w:pPr>
       <w:r>
         <w:rPr>
+          <w:rtl/>
+          <w:cs/>
           <w:lang w:val="ar_AE" w:bidi="ar_AE"/>
         </w:rPr>
       </w:r>
       <w:r>
         <w:rPr>
           <w:b/>
+          <w:rtl/>
+          <w:cs/>
           <w:lang w:val="ar_AE" w:bidi="ar_AE"/>
         </w:rPr>
         <w:t>الحياة المُقَدَّسة وَسْط غير المؤمنين (2:11 – 3:9).</w:t>
@@ -563,12 +685,16 @@
       </w:pPr>
       <w:r>
         <w:rPr>
+          <w:rtl/>
+          <w:cs/>
           <w:lang w:val="ar_AE" w:bidi="ar_AE"/>
         </w:rPr>
       </w:r>
       <w:r>
         <w:rPr>
           <w:b/>
+          <w:rtl/>
+          <w:cs/>
           <w:lang w:val="ar_AE" w:bidi="ar_AE"/>
         </w:rPr>
         <w:t>المعاناة من أجل اتِّبَاع يسوع (3:10 – 5:11).</w:t>
@@ -580,23 +706,31 @@
       </w:pPr>
       <w:r>
         <w:rPr>
+          <w:rtl/>
+          <w:cs/>
           <w:lang w:val="ar_AE" w:bidi="ar_AE"/>
         </w:rPr>
       </w:r>
       <w:r>
         <w:rPr>
           <w:b/>
+          <w:rtl/>
+          <w:cs/>
           <w:lang w:val="ar_AE" w:bidi="ar_AE"/>
         </w:rPr>
         <w:t>التحيات الختامية (5:12–14).</w:t>
       </w:r>
       <w:r>
         <w:rPr>
-          <w:lang w:val="ar_AE" w:bidi="ar_AE"/>
-        </w:rPr>
-      </w:r>
-      <w:r>
-        <w:rPr>
+          <w:rtl/>
+          <w:cs/>
+          <w:lang w:val="ar_AE" w:bidi="ar_AE"/>
+        </w:rPr>
+      </w:r>
+      <w:r>
+        <w:rPr>
+          <w:rtl/>
+          <w:cs/>
           <w:lang w:val="ar_AE" w:bidi="ar_AE"/>
         </w:rPr>
       </w:r>
